--- a/Hoofdstuk 1 Opdracht.docx
+++ b/Hoofdstuk 1 Opdracht.docx
@@ -14,16 +14,32 @@
           <w:ilvl w:val="0"/>
           <w:numId w:val="2"/>
         </w:numPr>
-      </w:pPr>
-      <w:r>
+        <w:rPr>
+          <w:b/>
+          <w:bCs/>
+        </w:rPr>
+      </w:pPr>
+      <w:r>
+        <w:rPr>
+          <w:b/>
+          <w:bCs/>
+        </w:rPr>
         <w:t>Welke dataset heb je gebruikt en waarom? (</w:t>
       </w:r>
       <w:proofErr w:type="gramStart"/>
       <w:r>
+        <w:rPr>
+          <w:b/>
+          <w:bCs/>
+        </w:rPr>
         <w:t>inclusief</w:t>
       </w:r>
       <w:proofErr w:type="gramEnd"/>
       <w:r>
+        <w:rPr>
+          <w:b/>
+          <w:bCs/>
+        </w:rPr>
         <w:t xml:space="preserve"> link)</w:t>
       </w:r>
     </w:p>
@@ -31,13 +47,11 @@
       <w:r>
         <w:t xml:space="preserve">Ik stelde zelf een dataset samen m.b.v. datasets bestaande uit afbeeldingen via Kaggle.com. </w:t>
       </w:r>
-      <w:proofErr w:type="gramStart"/>
-      <w:r>
-        <w:t>ik</w:t>
-      </w:r>
-      <w:proofErr w:type="gramEnd"/>
-      <w:r>
-        <w:t xml:space="preserve"> stelde een dataset samen met 3 Pokémon-klassen: </w:t>
+      <w:r>
+        <w:t>I</w:t>
+      </w:r>
+      <w:r>
+        <w:t xml:space="preserve">k stelde een dataset samen met 3 Pokémon-klassen: </w:t>
       </w:r>
       <w:proofErr w:type="spellStart"/>
       <w:r>
@@ -61,7 +75,19 @@
       </w:r>
       <w:proofErr w:type="spellEnd"/>
       <w:r>
-        <w:t xml:space="preserve">. Ik heb de dataset zelf opgebouwd omdat ik geen officiële open datasets bestaan voor deze specifieke personages. Ik wilde ook graag de volledige controle over de keuze van de afbeeldingen. Ik plaatste de dataset in een GitHub </w:t>
+        <w:t xml:space="preserve">. Ik heb de dataset zelf opgebouwd omdat ik geen officiële open datasets </w:t>
+      </w:r>
+      <w:r>
+        <w:t xml:space="preserve">kon vinden </w:t>
+      </w:r>
+      <w:r>
+        <w:t xml:space="preserve">voor deze </w:t>
+      </w:r>
+      <w:r>
+        <w:t xml:space="preserve">3 </w:t>
+      </w:r>
+      <w:r>
+        <w:t xml:space="preserve">specifieke personages. Ik wilde ook graag de volledige controle over de keuze van de afbeeldingen. Ik plaatste de dataset in een GitHub </w:t>
       </w:r>
       <w:proofErr w:type="spellStart"/>
       <w:r>
@@ -84,8 +110,16 @@
           <w:ilvl w:val="0"/>
           <w:numId w:val="2"/>
         </w:numPr>
-      </w:pPr>
-      <w:r>
+        <w:rPr>
+          <w:b/>
+          <w:bCs/>
+        </w:rPr>
+      </w:pPr>
+      <w:r>
+        <w:rPr>
+          <w:b/>
+          <w:bCs/>
+        </w:rPr>
         <w:t>Wat is het doel van het model?</w:t>
       </w:r>
     </w:p>
@@ -117,13 +151,11 @@
       <w:r>
         <w:t xml:space="preserve"> is. </w:t>
       </w:r>
-      <w:proofErr w:type="gramStart"/>
-      <w:r>
-        <w:t>het</w:t>
-      </w:r>
-      <w:proofErr w:type="gramEnd"/>
-      <w:r>
-        <w:t xml:space="preserve"> model herkent welke Pokémon uit de evolutielijn van </w:t>
+      <w:r>
+        <w:t>H</w:t>
+      </w:r>
+      <w:r>
+        <w:t xml:space="preserve">et model herkent welke Pokémon uit de evolutielijn van </w:t>
       </w:r>
       <w:proofErr w:type="spellStart"/>
       <w:r>
@@ -140,34 +172,118 @@
           <w:ilvl w:val="0"/>
           <w:numId w:val="2"/>
         </w:numPr>
-      </w:pPr>
-      <w:r>
+        <w:rPr>
+          <w:b/>
+          <w:bCs/>
+        </w:rPr>
+      </w:pPr>
+      <w:r>
+        <w:rPr>
+          <w:b/>
+          <w:bCs/>
+        </w:rPr>
         <w:t>Welke problemen ben je tegengekomen en hoe heb je ze opgelost?</w:t>
       </w:r>
     </w:p>
     <w:p>
-      <w:r>
-        <w:t>Dataset te klein/te weinig variatie</w:t>
+      <w:pPr>
+        <w:rPr>
+          <w:u w:val="single"/>
+        </w:rPr>
+      </w:pPr>
+      <w:r>
+        <w:rPr>
+          <w:u w:val="single"/>
+        </w:rPr>
+        <w:t>Dataset te klein</w:t>
       </w:r>
     </w:p>
     <w:p>
-      <w:pPr>
-        <w:pStyle w:val="Lijstalinea"/>
-        <w:numPr>
-          <w:ilvl w:val="0"/>
-          <w:numId w:val="3"/>
-        </w:numPr>
-      </w:pPr>
-      <w:r>
-        <w:t xml:space="preserve">Ik heb afbeeldingen toegevoegd en gezorgd voor variatie in kleur, stijl achtergrond, pose. Hierdoor werd het model stabieler. </w:t>
+      <w:r>
+        <w:t xml:space="preserve">Ik </w:t>
+      </w:r>
+      <w:r>
+        <w:t xml:space="preserve">was begonnen met 10 foto’s per klasse en ben gestopt op 47 foto’s per klasse. </w:t>
+      </w:r>
+      <w:r>
+        <w:br/>
+        <w:t xml:space="preserve">De resultaten waren duidelijk. Van 20 % zekerheid naar 99 % of 100 % zekerheid. </w:t>
       </w:r>
     </w:p>
     <w:p>
-      <w:r>
-        <w:t xml:space="preserve">Sommige afbeeldingen werden verkeerd herkend door te weinig data en te gelijkaardige afbeeldingen. </w:t>
+      <w:pPr>
+        <w:rPr>
+          <w:u w:val="single"/>
+        </w:rPr>
+      </w:pPr>
+      <w:r>
+        <w:rPr>
+          <w:u w:val="single"/>
+        </w:rPr>
+        <w:t>Te weinig variatie</w:t>
       </w:r>
     </w:p>
-    <w:p/>
+    <w:p>
+      <w:r>
+        <w:t xml:space="preserve">Ik gebruikte de standaardversies van de karakters. Deze leken allemaal heel sterk op elkaar. Toen ik er ook foto’s van life action films, knuffelberen, koffiemokken, pyjama’s met de karakters erop, tekeningen, figuurtjes etc. aan toevoegde, was de uitkomst ook aanzienlijk accurater dan voorheen. </w:t>
+      </w:r>
+    </w:p>
+    <w:p>
+      <w:r>
+        <w:t>Dataset: te zien op GitHub</w:t>
+      </w:r>
+    </w:p>
+    <w:p>
+      <w:proofErr w:type="gramStart"/>
+      <w:r>
+        <w:t>https://github.com/IrisLemaire/pokemon-dataset-pichu-pickachu-raichu</w:t>
+      </w:r>
+      <w:proofErr w:type="gramEnd"/>
+    </w:p>
+    <w:p>
+      <w:r>
+        <w:rPr>
+          <w:b/>
+          <w:bCs/>
+        </w:rPr>
+        <w:t>Video</w:t>
+      </w:r>
+      <w:r>
+        <w:t>: te zien op GitHub</w:t>
+      </w:r>
+    </w:p>
+    <w:p>
+      <w:r>
+        <w:t xml:space="preserve"> </w:t>
+      </w:r>
+      <w:proofErr w:type="gramStart"/>
+      <w:r>
+        <w:t>https://github.com/IrisLemaire/pokemon-dataset-pichu-pickachu-raichu</w:t>
+      </w:r>
+      <w:proofErr w:type="gramEnd"/>
+    </w:p>
+    <w:p>
+      <w:pPr>
+        <w:rPr>
+          <w:b/>
+          <w:bCs/>
+        </w:rPr>
+      </w:pPr>
+      <w:r>
+        <w:rPr>
+          <w:b/>
+          <w:bCs/>
+        </w:rPr>
+        <w:t>Model:</w:t>
+      </w:r>
+    </w:p>
+    <w:p>
+      <w:proofErr w:type="gramStart"/>
+      <w:r>
+        <w:t>https://teachablemachine.withgoogle.com/models/Yp_4jQP2l/</w:t>
+      </w:r>
+      <w:proofErr w:type="gramEnd"/>
+    </w:p>
     <w:sectPr>
       <w:headerReference w:type="default" r:id="rId8"/>
       <w:pgSz w:w="11906" w:h="16838"/>
@@ -236,11 +352,11 @@
       <w:pStyle w:val="Koptekst"/>
     </w:pPr>
     <w:r>
-      <w:t>AI l</w:t>
+      <w:t xml:space="preserve">AI </w:t>
     </w:r>
     <w:proofErr w:type="spellStart"/>
     <w:r>
-      <w:t>iteracy</w:t>
+      <w:t>literacy</w:t>
     </w:r>
     <w:proofErr w:type="spellEnd"/>
     <w:r>
